--- a/docs/model_overview_lay.docx
+++ b/docs/model_overview_lay.docx
@@ -1016,7 +1016,7 @@
               <w:rPr>
                 <w:sz w:val="19"/>
               </w:rPr>
-              <w:t>What if I care twice as much about underperforming as outperforming?</w:t>
+              <w:t>What if I care much more about underperforming than outperforming?</w:t>
             </w:r>
           </w:p>
         </w:tc>
@@ -1030,7 +1030,7 @@
               <w:rPr>
                 <w:sz w:val="19"/>
               </w:rPr>
-              <w:t>Losses below the median count 2.5× more than equivalent gains</w:t>
+              <w:t>Losses below the median count 5.0× more than equivalent gains</w:t>
             </w:r>
           </w:p>
         </w:tc>
